--- a/docs/SRS.docx
+++ b/docs/SRS.docx
@@ -3400,7 +3400,7 @@
         <w:t>RegisterDto</w:t>
       </w:r>
       <w:r>
-        <w:t>), not a choice between them — because both channels get verified as part of account creation (see FR-9.4a below), so both need to be on file rather than just one.</w:t>
+        <w:t>), not a choice between them — originally because both channels were verified as part of account creation; phone verification is now temporarily dropped from that gate (see FR-9.4a below), but the field stays mandatory since it's collected for shipping/staff-contact use regardless.</w:t>
       </w:r>
     </w:p>
     <w:p>
@@ -3463,7 +3463,7 @@
         <w:t>AuthService.register()</w:t>
       </w:r>
       <w:r>
-        <w:t xml:space="preserve"> creates the account but returns no tokens — it issues a 6-digit code to both the email (</w:t>
+        <w:t xml:space="preserve"> creates the account but returns no tokens — it issues a 6-digit code to the email (</w:t>
       </w:r>
       <w:r>
         <w:rPr>
@@ -3483,37 +3483,7 @@
         <w:t>MailService</w:t>
       </w:r>
       <w:r>
-        <w:t xml:space="preserve">, generic SMTP via </w:t>
-      </w:r>
-      <w:r>
-        <w:rPr>
-          <w:rFonts w:ascii="Consolas" w:hAnsi="Consolas"/>
-          <w:sz w:val="20"/>
-        </w:rPr>
-        <w:t>nodemailer</w:t>
-      </w:r>
-      <w:r>
-        <w:t>) and the phone (</w:t>
-      </w:r>
-      <w:r>
-        <w:rPr>
-          <w:rFonts w:ascii="Consolas" w:hAnsi="Consolas"/>
-          <w:sz w:val="20"/>
-        </w:rPr>
-        <w:t>OtpService</w:t>
-      </w:r>
-      <w:r>
-        <w:t>/</w:t>
-      </w:r>
-      <w:r>
-        <w:rPr>
-          <w:rFonts w:ascii="Consolas" w:hAnsi="Consolas"/>
-          <w:sz w:val="20"/>
-        </w:rPr>
-        <w:t>SmsService</w:t>
-      </w:r>
-      <w:r>
-        <w:t>, via Africa's Talking, the Uganda/East-Africa-native SMS gateway) and the account cannot log in (</w:t>
+        <w:t>, Brevo's transactional HTTP API) and the account cannot log in (</w:t>
       </w:r>
       <w:r>
         <w:rPr>
@@ -3543,16 +3513,7 @@
         <w:t>POST /auth/verify-otp</w:t>
       </w:r>
       <w:r>
-        <w:t xml:space="preserve"> confirms </w:t>
-      </w:r>
-      <w:r>
-        <w:rPr>
-          <w:b/>
-        </w:rPr>
-        <w:t>both</w:t>
-      </w:r>
-      <w:r>
-        <w:t xml:space="preserve"> channels. Codes are 6 digits, single-use, hashed at rest (SHA-256, matching the refresh-token convention — see </w:t>
+        <w:t xml:space="preserve"> confirms the email code. Codes are 6 digits, single-use, hashed at rest (SHA-256, matching the refresh-token convention — see </w:t>
       </w:r>
       <w:hyperlink r:id="rId9">
         <w:r>
@@ -3574,7 +3535,7 @@
         <w:t>OTP_TTL_MINUTES</w:t>
       </w:r>
       <w:r>
-        <w:t xml:space="preserve"> (default 10), capped at 5 incorrect attempts, and rate-limited to one send per 30 seconds per channel (</w:t>
+        <w:t xml:space="preserve"> (default 10), capped at 5 incorrect attempts, and rate-limited to one send per 30 seconds (</w:t>
       </w:r>
       <w:r>
         <w:rPr>
@@ -3594,6 +3555,95 @@
         <w:t>SMTP_HOST</w:t>
       </w:r>
       <w:r>
+        <w:t>/Brevo credentials aren't configured (e.g. a fresh local dev checkout), the service falls back to logging the code server-side instead of failing the request — the same "documented, graceful missing-integration fallback" pattern used elsewhere in this codebase, not a stub. The signup UI (</w:t>
+      </w:r>
+      <w:r>
+        <w:rPr>
+          <w:rFonts w:ascii="Consolas" w:hAnsi="Consolas"/>
+          <w:sz w:val="20"/>
+        </w:rPr>
+        <w:t>/signup</w:t>
+      </w:r>
+      <w:r>
+        <w:t xml:space="preserve">, and the embedded form at </w:t>
+      </w:r>
+      <w:r>
+        <w:rPr>
+          <w:rFonts w:ascii="Consolas" w:hAnsi="Consolas"/>
+          <w:sz w:val="20"/>
+        </w:rPr>
+        <w:t>/account</w:t>
+      </w:r>
+      <w:r>
+        <w:t xml:space="preserve">, FR-11.4) shows this as an inline "enter your email code" step with a resend button immediately after submitting the signup form. </w:t>
+      </w:r>
+      <w:r>
+        <w:rPr>
+          <w:b/>
+        </w:rPr>
+        <w:t>Phone/SMS verification is temporarily dropped from this gate</w:t>
+      </w:r>
+      <w:r>
+        <w:t xml:space="preserve"> (</w:t>
+      </w:r>
+      <w:r>
+        <w:rPr>
+          <w:rFonts w:ascii="Consolas" w:hAnsi="Consolas"/>
+          <w:sz w:val="20"/>
+        </w:rPr>
+        <w:t>AuthService</w:t>
+      </w:r>
+      <w:r>
+        <w:t xml:space="preserve">, commit "Drop phone/SMS from the registration OTP gate"): the only Africa's Talking credentials on file are </w:t>
+      </w:r>
+      <w:r>
+        <w:rPr>
+          <w:rFonts w:ascii="Consolas" w:hAnsi="Consolas"/>
+          <w:sz w:val="20"/>
+        </w:rPr>
+        <w:t>sandbox</w:t>
+      </w:r>
+      <w:r>
+        <w:t xml:space="preserve">, which never delivers to a real phone number — only numbers explicitly registered as AT simulator test numbers — so gating registration on SMS delivery was locking customers out of accounts they could never finish verifying. Phone is still collected and stored (FR-9.1) for later use (shipping, staff contact, etc.); only the verify-by-SMS step is skipped, in </w:t>
+      </w:r>
+      <w:r>
+        <w:rPr>
+          <w:rFonts w:ascii="Consolas" w:hAnsi="Consolas"/>
+          <w:sz w:val="20"/>
+        </w:rPr>
+        <w:t>register()</w:t>
+      </w:r>
+      <w:r>
+        <w:t xml:space="preserve">, </w:t>
+      </w:r>
+      <w:r>
+        <w:rPr>
+          <w:rFonts w:ascii="Consolas" w:hAnsi="Consolas"/>
+          <w:sz w:val="20"/>
+        </w:rPr>
+        <w:t>login()</w:t>
+      </w:r>
+      <w:r>
+        <w:t xml:space="preserve">'s gate, and </w:t>
+      </w:r>
+      <w:r>
+        <w:rPr>
+          <w:rFonts w:ascii="Consolas" w:hAnsi="Consolas"/>
+          <w:sz w:val="20"/>
+        </w:rPr>
+        <w:t>verifyOtp()</w:t>
+      </w:r>
+      <w:r>
+        <w:t xml:space="preserve">'s completion check alike. </w:t>
+      </w:r>
+      <w:r>
+        <w:rPr>
+          <w:rFonts w:ascii="Consolas" w:hAnsi="Consolas"/>
+          <w:sz w:val="20"/>
+        </w:rPr>
+        <w:t>SmsService</w:t>
+      </w:r>
+      <w:r>
         <w:t>/</w:t>
       </w:r>
       <w:r>
@@ -3601,30 +3651,20 @@
           <w:rFonts w:ascii="Consolas" w:hAnsi="Consolas"/>
           <w:sz w:val="20"/>
         </w:rPr>
-        <w:t>AT_API_KEY</w:t>
-      </w:r>
-      <w:r>
-        <w:t xml:space="preserve"> aren't configured (e.g. a fresh local dev checkout), both services fall back to logging the code server-side instead of failing the request — the same "documented, graceful missing-integration fallback" pattern used elsewhere in this codebase, not a stub. The signup UI (</w:t>
-      </w:r>
-      <w:r>
-        <w:rPr>
-          <w:rFonts w:ascii="Consolas" w:hAnsi="Consolas"/>
-          <w:sz w:val="20"/>
-        </w:rPr>
-        <w:t>/signup</w:t>
-      </w:r>
-      <w:r>
-        <w:t xml:space="preserve">, and the embedded form at </w:t>
-      </w:r>
-      <w:r>
-        <w:rPr>
-          <w:rFonts w:ascii="Consolas" w:hAnsi="Consolas"/>
-          <w:sz w:val="20"/>
-        </w:rPr>
-        <w:t>/account</w:t>
-      </w:r>
-      <w:r>
-        <w:t>, FR-11.4) shows this as an inline two-field "enter your email code / enter your phone code" step with independent resend buttons immediately after submitting the signup form.</w:t>
+        <w:t>OtpChannel.SMS</w:t>
+      </w:r>
+      <w:r>
+        <w:t xml:space="preserve"> still exist and work (used for </w:t>
+      </w:r>
+      <w:r>
+        <w:rPr>
+          <w:rFonts w:ascii="Consolas" w:hAnsi="Consolas"/>
+          <w:sz w:val="20"/>
+        </w:rPr>
+        <w:t>phoneVerifiedAt</w:t>
+      </w:r>
+      <w:r>
+        <w:t>, which the schema still tracks) — restore the phone step once a live, non-sandbox AT key is configured.</w:t>
       </w:r>
     </w:p>
     <w:p>
@@ -14465,7 +14505,26 @@
         <w:t>The "virtual stamp"</w:t>
       </w:r>
       <w:r>
-        <w:t xml:space="preserve">: once confirmed, both the customer's and staff's copy of the receipt render an identical CSS-drawn circular seal ("CHRISPA · ✓ · RECEIVED IN GOOD CONDITION" + the confirmation date), rotated and semi-transparent like a real ink stamp — no image asset, same "no external asset" convention as the logo. It only appears after confirmation; an unconfirmed </w:t>
+        <w:t xml:space="preserve">: once confirmed, both the customer's and staff's copy of the receipt render an identical CSS-drawn circular seal ("CHRISPA · ✓ · RECEIVED IN GOOD CONDITION" + the confirmation date </w:t>
+      </w:r>
+      <w:r>
+        <w:rPr>
+          <w:b/>
+        </w:rPr>
+        <w:t>and time</w:t>
+      </w:r>
+      <w:r>
+        <w:t xml:space="preserve">, commit </w:t>
+      </w:r>
+      <w:r>
+        <w:rPr>
+          <w:rFonts w:ascii="Consolas" w:hAnsi="Consolas"/>
+          <w:sz w:val="20"/>
+        </w:rPr>
+        <w:t>14d851b</w:t>
+      </w:r>
+      <w:r>
+        <w:t xml:space="preserve"> — originally date-only), rotated and semi-transparent like a real ink stamp — no image asset, same "no external asset" convention as the logo. It only appears after confirmation; an unconfirmed </w:t>
       </w:r>
       <w:r>
         <w:rPr>

--- a/docs/SRS.docx
+++ b/docs/SRS.docx
@@ -2280,7 +2280,46 @@
         <w:pStyle w:val="ListBullet"/>
       </w:pPr>
       <w:r>
-        <w:t>FR-5.4 Delivery method selection: Standard (free), Express, Same-day (Kampala) — each with its own price.</w:t>
+        <w:t xml:space="preserve">FR-5.4 Delivery method selection: Standard (free), Express, Same-day (Kampala) — each with its own price. </w:t>
+      </w:r>
+      <w:r>
+        <w:rPr>
+          <w:b/>
+        </w:rPr>
+        <w:t>Implemented with pricing that also varies by destination, not just method</w:t>
+      </w:r>
+      <w:r>
+        <w:t xml:space="preserve"> (added this session, per user decision, not in the original wireframe): </w:t>
+      </w:r>
+      <w:r>
+        <w:rPr>
+          <w:rFonts w:ascii="Consolas" w:hAnsi="Consolas"/>
+          <w:sz w:val="20"/>
+        </w:rPr>
+        <w:t>CheckoutService</w:t>
+      </w:r>
+      <w:r>
+        <w:t xml:space="preserve"> used to charge a flat fee per delivery method regardless of the shipping address; it now matches the order's destination city against an admin-managed </w:t>
+      </w:r>
+      <w:r>
+        <w:rPr>
+          <w:rFonts w:ascii="Consolas" w:hAnsi="Consolas"/>
+          <w:sz w:val="20"/>
+        </w:rPr>
+        <w:t>ShippingZone</w:t>
+      </w:r>
+      <w:r>
+        <w:t xml:space="preserve"> (</w:t>
+      </w:r>
+      <w:r>
+        <w:rPr>
+          <w:rFonts w:ascii="Consolas" w:hAnsi="Consolas"/>
+          <w:sz w:val="20"/>
+        </w:rPr>
+        <w:t>ShippingZonesService</w:t>
+      </w:r>
+      <w:r>
+        <w:t>) and charges that zone's fee for the chosen method — see FR-5.4a below.</w:t>
       </w:r>
     </w:p>
     <w:p>
@@ -2313,6 +2352,219 @@
       </w:pPr>
       <w:r>
         <w:t>FR-5.8 PCI-DSS-compliant payment processing; no raw card data touches ChrisPa servers.</w:t>
+      </w:r>
+    </w:p>
+    <w:p>
+      <w:pPr>
+        <w:pStyle w:val="ListBullet"/>
+      </w:pPr>
+      <w:r>
+        <w:rPr>
+          <w:b/>
+        </w:rPr>
+        <w:t>FR-5.4a Admin-managed shipping zones (added this session, not in the original wireframe) — a hard pricing gate, not just a display label.</w:t>
+      </w:r>
+      <w:r>
+        <w:t xml:space="preserve"> The new </w:t>
+      </w:r>
+      <w:r>
+        <w:rPr>
+          <w:rFonts w:ascii="Consolas" w:hAnsi="Consolas"/>
+          <w:sz w:val="20"/>
+        </w:rPr>
+        <w:t>ShippingZone</w:t>
+      </w:r>
+      <w:r>
+        <w:t xml:space="preserve"> model (</w:t>
+      </w:r>
+      <w:r>
+        <w:rPr>
+          <w:rFonts w:ascii="Consolas" w:hAnsi="Consolas"/>
+          <w:sz w:val="20"/>
+        </w:rPr>
+        <w:t>apps/api/prisma/schema.prisma</w:t>
+      </w:r>
+      <w:r>
+        <w:t xml:space="preserve">) holds an admin-editable list of zones, each with a </w:t>
+      </w:r>
+      <w:r>
+        <w:rPr>
+          <w:rFonts w:ascii="Consolas" w:hAnsi="Consolas"/>
+          <w:sz w:val="20"/>
+        </w:rPr>
+        <w:t>towns</w:t>
+      </w:r>
+      <w:r>
+        <w:t xml:space="preserve"> list and a per-delivery-method fee (</w:t>
+      </w:r>
+      <w:r>
+        <w:rPr>
+          <w:rFonts w:ascii="Consolas" w:hAnsi="Consolas"/>
+          <w:sz w:val="20"/>
+        </w:rPr>
+        <w:t>standardFeeUgx</w:t>
+      </w:r>
+      <w:r>
+        <w:t>/</w:t>
+      </w:r>
+      <w:r>
+        <w:rPr>
+          <w:rFonts w:ascii="Consolas" w:hAnsi="Consolas"/>
+          <w:sz w:val="20"/>
+        </w:rPr>
+        <w:t>expressFeeUgx</w:t>
+      </w:r>
+      <w:r>
+        <w:t>/</w:t>
+      </w:r>
+      <w:r>
+        <w:rPr>
+          <w:rFonts w:ascii="Consolas" w:hAnsi="Consolas"/>
+          <w:sz w:val="20"/>
+        </w:rPr>
+        <w:t>sameDayFeeUgx</w:t>
+      </w:r>
+      <w:r>
+        <w:t xml:space="preserve">, any of which can be left unset to mean that method isn't offered to that zone at all). </w:t>
+      </w:r>
+      <w:r>
+        <w:rPr>
+          <w:rFonts w:ascii="Consolas" w:hAnsi="Consolas"/>
+          <w:sz w:val="20"/>
+        </w:rPr>
+        <w:t>ShippingZonesService.priceFor(city, deliveryMethod)</w:t>
+      </w:r>
+      <w:r>
+        <w:t xml:space="preserve"> matches the checkout's </w:t>
+      </w:r>
+      <w:r>
+        <w:rPr>
+          <w:rFonts w:ascii="Consolas" w:hAnsi="Consolas"/>
+          <w:sz w:val="20"/>
+        </w:rPr>
+        <w:t>shippingAddress.city</w:t>
+      </w:r>
+      <w:r>
+        <w:t xml:space="preserve"> case-insensitively/substring-tolerantly against each zone's </w:t>
+      </w:r>
+      <w:r>
+        <w:rPr>
+          <w:rFonts w:ascii="Consolas" w:hAnsi="Consolas"/>
+          <w:sz w:val="20"/>
+        </w:rPr>
+        <w:t>towns</w:t>
+      </w:r>
+      <w:r>
+        <w:t xml:space="preserve"> (a real Uganda town-name canonical table doesn't exist in this schema, and the City field stays free text), falling back to whichever zone has </w:t>
+      </w:r>
+      <w:r>
+        <w:rPr>
+          <w:rFonts w:ascii="Consolas" w:hAnsi="Consolas"/>
+          <w:sz w:val="20"/>
+        </w:rPr>
+        <w:t>isDefault: true</w:t>
+      </w:r>
+      <w:r>
+        <w:t xml:space="preserve"> when nothing matches — seeded as "Rest of Uganda" specifically so an unrecognized/misspelled town is priced as upcountry rather than silently defaulting to Kampala's cheaper rates. </w:t>
+      </w:r>
+      <w:r>
+        <w:rPr>
+          <w:rFonts w:ascii="Consolas" w:hAnsi="Consolas"/>
+          <w:sz w:val="20"/>
+        </w:rPr>
+        <w:t>CheckoutService</w:t>
+      </w:r>
+      <w:r>
+        <w:t xml:space="preserve"> calls this before creating the order and throws a clear </w:t>
+      </w:r>
+      <w:r>
+        <w:rPr>
+          <w:rFonts w:ascii="Consolas" w:hAnsi="Consolas"/>
+          <w:sz w:val="20"/>
+        </w:rPr>
+        <w:t>400</w:t>
+      </w:r>
+      <w:r>
+        <w:t xml:space="preserve"> if the matched zone doesn't offer the requested delivery method, rather than charging 0 or silently substituting another method. Managed via </w:t>
+      </w:r>
+      <w:r>
+        <w:rPr>
+          <w:rFonts w:ascii="Consolas" w:hAnsi="Consolas"/>
+          <w:sz w:val="20"/>
+        </w:rPr>
+        <w:t>/admin/shipping-zones</w:t>
+      </w:r>
+      <w:r>
+        <w:t xml:space="preserve"> (</w:t>
+      </w:r>
+      <w:r>
+        <w:rPr>
+          <w:rFonts w:ascii="Consolas" w:hAnsi="Consolas"/>
+          <w:sz w:val="20"/>
+        </w:rPr>
+        <w:t>OWNER</w:t>
+      </w:r>
+      <w:r>
+        <w:t>/</w:t>
+      </w:r>
+      <w:r>
+        <w:rPr>
+          <w:rFonts w:ascii="Consolas" w:hAnsi="Consolas"/>
+          <w:sz w:val="20"/>
+        </w:rPr>
+        <w:t>STORE_MANAGER</w:t>
+      </w:r>
+      <w:r>
+        <w:t xml:space="preserve">, Admin → Shipping Zones) — full CRUD, takes effect on the next checkout immediately, no deploy needed; a public </w:t>
+      </w:r>
+      <w:r>
+        <w:rPr>
+          <w:rFonts w:ascii="Consolas" w:hAnsi="Consolas"/>
+          <w:sz w:val="20"/>
+        </w:rPr>
+        <w:t>GET /shipping/quote?city=</w:t>
+      </w:r>
+      <w:r>
+        <w:t xml:space="preserve"> (no auth) lets the storefront show live per-method pricing as the customer types their city, before they submit. Per user decision, Same-day delivery is </w:t>
+      </w:r>
+      <w:r>
+        <w:rPr>
+          <w:b/>
+        </w:rPr>
+        <w:t>not hard-blocked outside Kampala</w:t>
+      </w:r>
+      <w:r>
+        <w:t xml:space="preserve"> at the code level — an admin can price (or switch off) any method for any zone; the two seeded zones price Same-day everywhere, just more for "Rest of Uganda" (UGX 35,000) than "Kampala Metro" (UGX 12,000). Each order snapshots which zone applied (</w:t>
+      </w:r>
+      <w:r>
+        <w:rPr>
+          <w:rFonts w:ascii="Consolas" w:hAnsi="Consolas"/>
+          <w:sz w:val="20"/>
+        </w:rPr>
+        <w:t>Order.shippingZoneName</w:t>
+      </w:r>
+      <w:r>
+        <w:t xml:space="preserve">) alongside the numeric fee it already stored, so a later rate change never rewrites what a past order actually paid — same "snapshot, don't live-join" convention as </w:t>
+      </w:r>
+      <w:r>
+        <w:rPr>
+          <w:rFonts w:ascii="Consolas" w:hAnsi="Consolas"/>
+          <w:sz w:val="20"/>
+        </w:rPr>
+        <w:t>OrderItem.vendorId</w:t>
+      </w:r>
+      <w:r>
+        <w:t xml:space="preserve">/HR's </w:t>
+      </w:r>
+      <w:r>
+        <w:rPr>
+          <w:rFonts w:ascii="Consolas" w:hAnsi="Consolas"/>
+          <w:sz w:val="20"/>
+        </w:rPr>
+        <w:t>Payslip</w:t>
+      </w:r>
+      <w:r>
+        <w:t xml:space="preserve"> rows.</w:t>
       </w:r>
     </w:p>
     <w:p>
@@ -8505,7 +8757,17 @@
         <w:t>Order</w:t>
       </w:r>
       <w:r>
-        <w:t xml:space="preserve"> — id, order_number, user_id (nullable for guest), status, warehouse_id, subtotal, shipping_fee, discount, total, delivery_method, time_slot, payment_method, delivery_confirmed_at (nullable — customer's own "received in good condition" confirmation, PAY-FR-5), created_at</w:t>
+        <w:t xml:space="preserve"> — id, order_number, user_id (nullable for guest), status, warehouse_id, subtotal, shipping_fee, shipping_zone_name (nullable — the </w:t>
+      </w:r>
+      <w:r>
+        <w:rPr>
+          <w:rFonts w:ascii="Consolas" w:hAnsi="Consolas"/>
+          <w:sz w:val="20"/>
+        </w:rPr>
+        <w:t>ShippingZone</w:t>
+      </w:r>
+      <w:r>
+        <w:t xml:space="preserve"> that priced this order's shipping_fee, snapshotted at checkout; see FR-5.4a), discount, total, delivery_method, time_slot, payment_method, delivery_confirmed_at (nullable — customer's own "received in good condition" confirmation, PAY-FR-5), created_at</w:t>
       </w:r>
     </w:p>
     <w:p>

--- a/docs/SRS.docx
+++ b/docs/SRS.docx
@@ -2534,7 +2534,46 @@
         <w:t>not hard-blocked outside Kampala</w:t>
       </w:r>
       <w:r>
-        <w:t xml:space="preserve"> at the code level — an admin can price (or switch off) any method for any zone; the two seeded zones price Same-day everywhere, just more for "Rest of Uganda" (UGX 35,000) than "Kampala Metro" (UGX 12,000). Each order snapshots which zone applied (</w:t>
+        <w:t xml:space="preserve"> at the code level — an admin can price (or switch off) any method for any zone. </w:t>
+      </w:r>
+      <w:r>
+        <w:rPr>
+          <w:b/>
+        </w:rPr>
+        <w:t>Pricing scales by region, not a single "upcountry" rate</w:t>
+      </w:r>
+      <w:r>
+        <w:t xml:space="preserve"> (added later this session, per explicit user correction — Central/Eastern/Western/ Northern/Southern must not all charge the same): seeded with seven zones — Kampala Metro (cheapest, UGX 0/ 8,000/12,000), Central Uganda (Rest) (nearest upcountry towns, e.g. Entebbe/Mukono), Eastern, Southern (greater Masaka/Ankole/Kigezi), Western (Toro/Bunyoro), and Northern (farthest — Gulu/Lira/Arua/Kitgum, priced highest and with Same-day left unavailable, </w:t>
+      </w:r>
+      <w:r>
+        <w:rPr>
+          <w:rFonts w:ascii="Consolas" w:hAnsi="Consolas"/>
+          <w:sz w:val="20"/>
+        </w:rPr>
+        <w:t>null</w:t>
+      </w:r>
+      <w:r>
+        <w:t xml:space="preserve">, since 5-8 hours' drive one way is past what a same-day promise can honestly cover) — plus "Rest of Uganda" as the </w:t>
+      </w:r>
+      <w:r>
+        <w:rPr>
+          <w:rFonts w:ascii="Consolas" w:hAnsi="Consolas"/>
+          <w:sz w:val="20"/>
+        </w:rPr>
+        <w:t>isDefault</w:t>
+      </w:r>
+      <w:r>
+        <w:t xml:space="preserve"> fallback for a city matching none of the named zones' </w:t>
+      </w:r>
+      <w:r>
+        <w:rPr>
+          <w:rFonts w:ascii="Consolas" w:hAnsi="Consolas"/>
+          <w:sz w:val="20"/>
+        </w:rPr>
+        <w:t>towns</w:t>
+      </w:r>
+      <w:r>
+        <w:t>, priced conservatively rather than defaulting to Kampala's cheaper rates. Each order snapshots which zone applied (</w:t>
       </w:r>
       <w:r>
         <w:rPr>
